--- a/A0_AND/A0_AND_Specification.docx
+++ b/A0_AND/A0_AND_Specification.docx
@@ -4713,7 +4713,7 @@
           <w:i w:val="0"/>
           <w:sz w:val="20"/>
         </w:rPr>
-        <w:t xml:space="preserve"> — not 18 base pairs. The distinction matters and an earlier draft got it wrong, so the measurement is worth stating plainly.</w:t>
+        <w:t xml:space="preserve"> — not 18 base pairs. The distinction decides how deep the hairpin is, so the measurement is worth stating plainly.</w:t>
       </w:r>
     </w:p>
     <w:p>
@@ -5337,7 +5337,7 @@
           <w:i w:val="0"/>
           <w:sz w:val="20"/>
         </w:rPr>
-        <w:t xml:space="preserve">An earlier draft flagged "the split of trigger B's ~50 nt" as undefined. </w:t>
+        <w:t xml:space="preserve">Trigger B's ~50 nt could in principle be split many ways between k2, Secondary_pre and r2, with very different behaviour. </w:t>
       </w:r>
       <w:r>
         <w:rPr>
@@ -5345,7 +5345,7 @@
           <w:i w:val="0"/>
           <w:sz w:val="20"/>
         </w:rPr>
-        <w:t>The 18 bp decision closes it</w:t>
+        <w:t>The arm span of §4.1 closes it</w:t>
       </w:r>
       <w:r>
         <w:rPr>
@@ -5353,7 +5353,7 @@
           <w:i w:val="0"/>
           <w:sz w:val="20"/>
         </w:rPr>
-        <w:t>, and the reason it was ever open is worth stating so the same gap is not re-introduced.</w:t>
+        <w:t>, and the reasoning is worth stating so the gap is not re-introduced.</w:t>
       </w:r>
     </w:p>
     <w:p>
@@ -5632,7 +5632,7 @@
           <w:color w:val="495057"/>
           <w:sz w:val="17"/>
         </w:rPr>
-        <w:t xml:space="preserve"> Fraction of trigger A tied up in a trigger-A : trigger-B duplex, against overlap length. Red: perfect complementarity. Green: with mismatches at a 1:4 ratio, spread evenly. The green curve does not stay flat — it climbs again past |x| = 14 and is jagged, because a fixed ratio does not hold the longest complementary run down as the overlap grows. The run, not the ratio, is what the rule constrains.</w:t>
+        <w:t xml:space="preserve"> Fraction of trigger A tied up in a trigger-A : trigger-B duplex, against overlap length. Red: perfect complementarity — unusable beyond |x| = 8. Green: the same overlaps carrying evenly spread mismatches, which is what moves the curve back down. The green curve is jagged and turns up again past |x| = 14 because a fixed proportion of mismatches does not hold the longest complementary run down as the overlap grows; §5.1.1 states the rule actually used.</w:t>
       </w:r>
     </w:p>
     <w:p>
@@ -6078,7 +6078,7 @@
                 <w:b/>
                 <w:sz w:val="19"/>
               </w:rPr>
-              <w:t>A run cap on its own is not a bound — this corrects an earlier draft</w:t>
+              <w:t>Why run length is a diagnostic and not a threshold</w:t>
             </w:r>
           </w:p>
           <w:p>
@@ -6118,21 +6118,7 @@
                 <w:b w:val="0"/>
                 <w:sz w:val="19"/>
               </w:rPr>
-              <w:t xml:space="preserve">, because the two short helices stitch together across the mismatch at almost no cost. The cap has to be low enough that stitching does not pay. With mismatches placed to keep the runs even, </w:t>
-            </w:r>
-            <w:r>
-              <w:rPr>
-                <w:b/>
-                <w:sz w:val="19"/>
-              </w:rPr>
-              <w:t>a longest run of ≤ 4 nt held sequestration below 1 % at every overlap length from 4 to 20</w:t>
-            </w:r>
-            <w:r>
-              <w:rPr>
-                <w:b w:val="0"/>
-                <w:sz w:val="19"/>
-              </w:rPr>
-              <w:t>, while a run of 5 already reaches 56 % at |x| = 11. Individual placements scatter around that, which is why the run cap screens and the measured duplex energy decides. A 1:4 mismatch ratio is a reasonable rule of thumb up to |x| ≈ 14 and then fails: at |x| = 15 three mismatches leave 31 % sequestered, and at |x| = 18 four leave 69 %.</w:t>
+              <w:t>, because the two short helices stitch together across the mismatch at almost no cost. Run length tracks sequestration well within a fixed overlap length (r = −0.79, and the count of matched positions r = −0.85) but does not bound it across lengths. It is reported next to every design to explain the ranking; the number that decides is the measured duplex energy itself.</w:t>
             </w:r>
           </w:p>
         </w:tc>
@@ -6154,7 +6140,7 @@
           <w:color w:val="1B3A5E"/>
           <w:sz w:val="22"/>
         </w:rPr>
-        <w:t>5.1.1  The rule adopted — and why it is deliberately not a filter</w:t>
+        <w:t>5.1.1  The mismatch rule</w:t>
       </w:r>
     </w:p>
     <w:p>
@@ -6167,23 +6153,7 @@
           <w:i w:val="0"/>
           <w:sz w:val="20"/>
         </w:rPr>
-        <w:t xml:space="preserve">It is tempting to turn the numbers above into a constraint. We have tried two and neither survives contact with the measurement, so </w:t>
-      </w:r>
-      <w:r>
-        <w:rPr>
-          <w:b/>
-          <w:i w:val="0"/>
-          <w:sz w:val="20"/>
-        </w:rPr>
-        <w:t>the specification imposes no mismatch rule at all</w:t>
-      </w:r>
-      <w:r>
-        <w:rPr>
-          <w:b w:val="0"/>
-          <w:i w:val="0"/>
-          <w:sz w:val="20"/>
-        </w:rPr>
-        <w:t>:</w:t>
+        <w:t>Mismatches inside the overlap are what make the search viable, so they are allowed — but not without shape. The rule is:</w:t>
       </w:r>
     </w:p>
     <w:tbl>
@@ -6195,8 +6165,9 @@
         <w:tblLook w:firstColumn="1" w:firstRow="1" w:lastColumn="0" w:lastRow="0" w:noHBand="0" w:noVBand="1" w:val="04A0"/>
       </w:tblPr>
       <w:tblGrid>
-        <w:gridCol w:w="4819"/>
-        <w:gridCol w:w="4819"/>
+        <w:gridCol w:w="3213"/>
+        <w:gridCol w:w="3213"/>
+        <w:gridCol w:w="3213"/>
       </w:tblGrid>
       <w:tr>
         <w:trPr>
@@ -6204,7 +6175,7 @@
         </w:trPr>
         <w:tc>
           <w:tcPr>
-            <w:tcW w:type="dxa" w:w="2835"/>
+            <w:tcW w:type="dxa" w:w="1474"/>
             <w:shd w:val="clear" w:color="auto" w:fill="1B3A5E"/>
           </w:tcPr>
           <w:p>
@@ -6217,15 +6188,15 @@
                 <w:rFonts w:ascii="Calibri" w:hAnsi="Calibri"/>
                 <w:b/>
                 <w:color w:val="FFFFFF"/>
-                <w:sz w:val="17"/>
-              </w:rPr>
-              <w:t>candidate rule</w:t>
-            </w:r>
-          </w:p>
-        </w:tc>
-        <w:tc>
-          <w:tcPr>
-            <w:tcW w:type="dxa" w:w="6803"/>
+                <w:sz w:val="18"/>
+              </w:rPr>
+              <w:t>|x|</w:t>
+            </w:r>
+          </w:p>
+        </w:tc>
+        <w:tc>
+          <w:tcPr>
+            <w:tcW w:type="dxa" w:w="2494"/>
             <w:shd w:val="clear" w:color="auto" w:fill="1B3A5E"/>
           </w:tcPr>
           <w:p>
@@ -6238,9 +6209,30 @@
                 <w:rFonts w:ascii="Calibri" w:hAnsi="Calibri"/>
                 <w:b/>
                 <w:color w:val="FFFFFF"/>
-                <w:sz w:val="17"/>
-              </w:rPr>
-              <w:t>why it fails</w:t>
+                <w:sz w:val="18"/>
+              </w:rPr>
+              <w:t>mismatches allowed</w:t>
+            </w:r>
+          </w:p>
+        </w:tc>
+        <w:tc>
+          <w:tcPr>
+            <w:tcW w:type="dxa" w:w="5669"/>
+            <w:shd w:val="clear" w:color="auto" w:fill="1B3A5E"/>
+          </w:tcPr>
+          <w:p>
+            <w:pPr>
+              <w:spacing w:before="40" w:after="40"/>
+            </w:pPr>
+            <w:r/>
+            <w:r>
+              <w:rPr>
+                <w:rFonts w:ascii="Calibri" w:hAnsi="Calibri"/>
+                <w:b/>
+                <w:color w:val="FFFFFF"/>
+                <w:sz w:val="18"/>
+              </w:rPr>
+              <w:t>everywhere subject to</w:t>
             </w:r>
           </w:p>
         </w:tc>
@@ -6248,55 +6240,58 @@
       <w:tr>
         <w:tc>
           <w:tcPr>
-            <w:tcW w:type="dxa" w:w="2835"/>
-          </w:tcPr>
-          <w:p>
-            <w:pPr>
-              <w:spacing w:before="40" w:after="40"/>
-            </w:pPr>
-            <w:r/>
-            <w:r>
-              <w:rPr>
-                <w:rFonts w:ascii="Calibri" w:hAnsi="Calibri"/>
-                <w:b w:val="0"/>
-                <w:sz w:val="17"/>
-              </w:rPr>
-              <w:t>longest complementary run ≤ 7 nt</w:t>
-            </w:r>
-          </w:p>
-        </w:tc>
-        <w:tc>
-          <w:tcPr>
-            <w:tcW w:type="dxa" w:w="6803"/>
-          </w:tcPr>
-          <w:p>
-            <w:pPr>
-              <w:spacing w:before="40" w:after="40"/>
-            </w:pPr>
-            <w:r/>
-            <w:r>
-              <w:rPr>
-                <w:rFonts w:ascii="Calibri" w:hAnsi="Calibri"/>
-                <w:b w:val="0"/>
-                <w:sz w:val="17"/>
-              </w:rPr>
-              <w:t xml:space="preserve">A single 7-nt run gives 0.6 %. Two of them — a 15-nt overlap with one mismatch in the middle — also have a longest run of 7 and give </w:t>
-            </w:r>
+            <w:tcW w:type="dxa" w:w="1474"/>
+          </w:tcPr>
+          <w:p>
+            <w:pPr>
+              <w:spacing w:before="40" w:after="40"/>
+            </w:pPr>
+            <w:r/>
+            <w:r>
+              <w:rPr>
+                <w:rFonts w:ascii="Calibri" w:hAnsi="Calibri"/>
+                <w:b w:val="0"/>
+                <w:sz w:val="18"/>
+              </w:rPr>
+              <w:t>4 – 5</w:t>
+            </w:r>
+          </w:p>
+        </w:tc>
+        <w:tc>
+          <w:tcPr>
+            <w:tcW w:type="dxa" w:w="2494"/>
+          </w:tcPr>
+          <w:p>
+            <w:pPr>
+              <w:spacing w:before="40" w:after="40"/>
+            </w:pPr>
+            <w:r/>
             <w:r>
               <w:rPr>
                 <w:rFonts w:ascii="Calibri" w:hAnsi="Calibri"/>
                 <w:b/>
-                <w:sz w:val="17"/>
-              </w:rPr>
-              <w:t>100 %</w:t>
-            </w:r>
-            <w:r>
-              <w:rPr>
-                <w:rFonts w:ascii="Calibri" w:hAnsi="Calibri"/>
-                <w:b w:val="0"/>
-                <w:sz w:val="17"/>
-              </w:rPr>
-              <w:t>.</w:t>
+                <w:sz w:val="18"/>
+              </w:rPr>
+              <w:t>none</w:t>
+            </w:r>
+          </w:p>
+        </w:tc>
+        <w:tc>
+          <w:tcPr>
+            <w:tcW w:type="dxa" w:w="5669"/>
+          </w:tcPr>
+          <w:p>
+            <w:pPr>
+              <w:spacing w:before="40" w:after="40"/>
+            </w:pPr>
+            <w:r/>
+            <w:r>
+              <w:rPr>
+                <w:rFonts w:ascii="Calibri" w:hAnsi="Calibri"/>
+                <w:b w:val="0"/>
+                <w:sz w:val="18"/>
+              </w:rPr>
+              <w:t>—</w:t>
             </w:r>
           </w:p>
         </w:tc>
@@ -6304,7 +6299,7 @@
       <w:tr>
         <w:tc>
           <w:tcPr>
-            <w:tcW w:type="dxa" w:w="2835"/>
+            <w:tcW w:type="dxa" w:w="1474"/>
             <w:shd w:val="clear" w:color="auto" w:fill="F1F4F8"/>
           </w:tcPr>
           <w:p>
@@ -6316,15 +6311,15 @@
               <w:rPr>
                 <w:rFonts w:ascii="Calibri" w:hAnsi="Calibri"/>
                 <w:b w:val="0"/>
-                <w:sz w:val="17"/>
-              </w:rPr>
-              <w:t>mismatches at a ratio of 1:4</w:t>
-            </w:r>
-          </w:p>
-        </w:tc>
-        <w:tc>
-          <w:tcPr>
-            <w:tcW w:type="dxa" w:w="6803"/>
+                <w:sz w:val="18"/>
+              </w:rPr>
+              <w:t>6 – 10</w:t>
+            </w:r>
+          </w:p>
+        </w:tc>
+        <w:tc>
+          <w:tcPr>
+            <w:tcW w:type="dxa" w:w="2494"/>
             <w:shd w:val="clear" w:color="auto" w:fill="F1F4F8"/>
           </w:tcPr>
           <w:p>
@@ -6335,26 +6330,43 @@
             <w:r>
               <w:rPr>
                 <w:rFonts w:ascii="Calibri" w:hAnsi="Calibri"/>
-                <w:b w:val="0"/>
-                <w:sz w:val="17"/>
-              </w:rPr>
-              <w:t xml:space="preserve">Only holds if the placement is also controlled. With ⌊len_x/4⌋ mismatches placed at random, the median sequestration is already </w:t>
-            </w:r>
-            <w:r>
-              <w:rPr>
-                <w:rFonts w:ascii="Calibri" w:hAnsi="Calibri"/>
                 <w:b/>
-                <w:sz w:val="17"/>
-              </w:rPr>
-              <w:t>74 % at |x| = 14</w:t>
-            </w:r>
-            <w:r>
-              <w:rPr>
-                <w:rFonts w:ascii="Calibri" w:hAnsi="Calibri"/>
-                <w:b w:val="0"/>
-                <w:sz w:val="17"/>
-              </w:rPr>
-              <w:t xml:space="preserve"> and the 90th percentile passes 95 % from |x| = 11.</w:t>
+                <w:sz w:val="18"/>
+              </w:rPr>
+              <w:t>up to 2</w:t>
+            </w:r>
+          </w:p>
+        </w:tc>
+        <w:tc>
+          <w:tcPr>
+            <w:tcW w:type="dxa" w:w="5669"/>
+            <w:shd w:val="clear" w:color="auto" w:fill="F1F4F8"/>
+          </w:tcPr>
+          <w:p>
+            <w:pPr>
+              <w:spacing w:before="40" w:after="40"/>
+            </w:pPr>
+            <w:r/>
+            <w:r>
+              <w:rPr>
+                <w:rFonts w:ascii="Calibri" w:hAnsi="Calibri"/>
+                <w:b w:val="0"/>
+                <w:sz w:val="18"/>
+              </w:rPr>
+              <w:t>never at either end of the overlap;</w:t>
+            </w:r>
+          </w:p>
+          <w:p>
+            <w:pPr>
+              <w:spacing w:before="0" w:after="40"/>
+            </w:pPr>
+            <w:r>
+              <w:rPr>
+                <w:rFonts w:ascii="Calibri" w:hAnsi="Calibri"/>
+                <w:b w:val="0"/>
+                <w:sz w:val="18"/>
+              </w:rPr>
+              <w:t>never more than 2 consecutive</w:t>
             </w:r>
           </w:p>
         </w:tc>
@@ -6362,55 +6374,58 @@
       <w:tr>
         <w:tc>
           <w:tcPr>
-            <w:tcW w:type="dxa" w:w="2835"/>
-          </w:tcPr>
-          <w:p>
-            <w:pPr>
-              <w:spacing w:before="40" w:after="40"/>
-            </w:pPr>
-            <w:r/>
-            <w:r>
-              <w:rPr>
-                <w:rFonts w:ascii="Calibri" w:hAnsi="Calibri"/>
-                <w:b w:val="0"/>
-                <w:sz w:val="17"/>
-              </w:rPr>
-              <w:t>longest complementary run ≤ 4 nt</w:t>
-            </w:r>
-          </w:p>
-        </w:tc>
-        <w:tc>
-          <w:tcPr>
-            <w:tcW w:type="dxa" w:w="6803"/>
-          </w:tcPr>
-          <w:p>
-            <w:pPr>
-              <w:spacing w:before="40" w:after="40"/>
-            </w:pPr>
-            <w:r/>
-            <w:r>
-              <w:rPr>
-                <w:rFonts w:ascii="Calibri" w:hAnsi="Calibri"/>
-                <w:b w:val="0"/>
-                <w:sz w:val="17"/>
-              </w:rPr>
-              <w:t xml:space="preserve">This one does hold — but it is far stricter than the mechanism requires, and it would discard designs that work. Kim's own published trigger pair, in the construct they call a working AND gate, sits at </w:t>
-            </w:r>
+            <w:tcW w:type="dxa" w:w="1474"/>
+          </w:tcPr>
+          <w:p>
+            <w:pPr>
+              <w:spacing w:before="40" w:after="40"/>
+            </w:pPr>
+            <w:r/>
+            <w:r>
+              <w:rPr>
+                <w:rFonts w:ascii="Calibri" w:hAnsi="Calibri"/>
+                <w:b w:val="0"/>
+                <w:sz w:val="18"/>
+              </w:rPr>
+              <w:t>11 – 14</w:t>
+            </w:r>
+          </w:p>
+        </w:tc>
+        <w:tc>
+          <w:tcPr>
+            <w:tcW w:type="dxa" w:w="2494"/>
+          </w:tcPr>
+          <w:p>
+            <w:pPr>
+              <w:spacing w:before="40" w:after="40"/>
+            </w:pPr>
+            <w:r/>
             <w:r>
               <w:rPr>
                 <w:rFonts w:ascii="Calibri" w:hAnsi="Calibri"/>
                 <w:b/>
-                <w:sz w:val="17"/>
-              </w:rPr>
-              <w:t>73 % sequestration</w:t>
-            </w:r>
-            <w:r>
-              <w:rPr>
-                <w:rFonts w:ascii="Calibri" w:hAnsi="Calibri"/>
-                <w:b w:val="0"/>
-                <w:sz w:val="17"/>
-              </w:rPr>
-              <w:t>.</w:t>
+                <w:sz w:val="18"/>
+              </w:rPr>
+              <w:t>up to 3</w:t>
+            </w:r>
+          </w:p>
+        </w:tc>
+        <w:tc>
+          <w:tcPr>
+            <w:tcW w:type="dxa" w:w="5669"/>
+          </w:tcPr>
+          <w:p>
+            <w:pPr>
+              <w:spacing w:before="40" w:after="40"/>
+            </w:pPr>
+            <w:r/>
+            <w:r>
+              <w:rPr>
+                <w:rFonts w:ascii="Calibri" w:hAnsi="Calibri"/>
+                <w:b w:val="0"/>
+                <w:sz w:val="18"/>
+              </w:rPr>
+              <w:t>the same two conditions</w:t>
             </w:r>
           </w:p>
         </w:tc>
@@ -6431,7 +6446,7 @@
           <w:i w:val="0"/>
           <w:sz w:val="20"/>
         </w:rPr>
-        <w:t>So the rule is only this: |x| between 4 and 14, mismatches unrestricted in number and placement.</w:t>
+        <w:t>Why the two placement conditions.</w:t>
       </w:r>
       <w:r>
         <w:rPr>
@@ -6439,7 +6454,552 @@
           <w:i w:val="0"/>
           <w:sz w:val="20"/>
         </w:rPr>
-        <w:t xml:space="preserve"> The lower bound is the mechanism — there has to be an overlap. The upper bound keeps len_k2 = 18 − len_x at 4 bp or more. Everything else is measured rather than constrained: the trigger-trigger duplex energy is computed from the two real sequences for every design and used to </w:t>
+        <w:t xml:space="preserve"> A mismatch at either end costs nothing to the trigger-trigger duplex — the folding routine simply trims the frayed end — so it would be a mismatch that buys no decoupling while still weakening trigger B's grip and fraying the junction where the secondary hairpin meets its free toehold. Three or more consecutive mismatches open an internal loop large enough to stall trigger B's branch migration through Secondary_pre. Both conditions therefore keep the mismatches useful rather than merely tolerated.</w:t>
+      </w:r>
+    </w:p>
+    <w:p>
+      <w:pPr>
+        <w:spacing w:after="120"/>
+      </w:pPr>
+      <w:r>
+        <w:rPr>
+          <w:b/>
+          <w:i w:val="0"/>
+          <w:sz w:val="20"/>
+        </w:rPr>
+        <w:t>What the rule buys.</w:t>
+      </w:r>
+      <w:r>
+        <w:rPr>
+          <w:b w:val="0"/>
+          <w:i w:val="0"/>
+          <w:sz w:val="20"/>
+        </w:rPr>
+        <w:t xml:space="preserve"> Counting every (window of gene A, window of gene B) pair between our two real transcripts, with and without it:</w:t>
+      </w:r>
+    </w:p>
+    <w:tbl>
+      <w:tblPr>
+        <w:tblStyle w:val="TableGrid"/>
+        <w:tblW w:type="auto" w:w="0"/>
+        <w:jc w:val="center"/>
+        <w:tblLayout w:type="fixed"/>
+        <w:tblLook w:firstColumn="1" w:firstRow="1" w:lastColumn="0" w:lastRow="0" w:noHBand="0" w:noVBand="1" w:val="04A0"/>
+      </w:tblPr>
+      <w:tblGrid>
+        <w:gridCol w:w="2409"/>
+        <w:gridCol w:w="2409"/>
+        <w:gridCol w:w="2409"/>
+        <w:gridCol w:w="2409"/>
+      </w:tblGrid>
+      <w:tr>
+        <w:trPr>
+          <w:tblHeader w:val="true"/>
+        </w:trPr>
+        <w:tc>
+          <w:tcPr>
+            <w:tcW w:type="dxa" w:w="1247"/>
+            <w:shd w:val="clear" w:color="auto" w:fill="1B3A5E"/>
+          </w:tcPr>
+          <w:p>
+            <w:pPr>
+              <w:spacing w:before="40" w:after="40"/>
+            </w:pPr>
+            <w:r/>
+            <w:r>
+              <w:rPr>
+                <w:rFonts w:ascii="Calibri" w:hAnsi="Calibri"/>
+                <w:b/>
+                <w:color w:val="FFFFFF"/>
+                <w:sz w:val="18"/>
+              </w:rPr>
+              <w:t>|x|</w:t>
+            </w:r>
+          </w:p>
+        </w:tc>
+        <w:tc>
+          <w:tcPr>
+            <w:tcW w:type="dxa" w:w="3061"/>
+            <w:shd w:val="clear" w:color="auto" w:fill="1B3A5E"/>
+          </w:tcPr>
+          <w:p>
+            <w:pPr>
+              <w:spacing w:before="40" w:after="40"/>
+            </w:pPr>
+            <w:r/>
+            <w:r>
+              <w:rPr>
+                <w:rFonts w:ascii="Calibri" w:hAnsi="Calibri"/>
+                <w:b/>
+                <w:color w:val="FFFFFF"/>
+                <w:sz w:val="18"/>
+              </w:rPr>
+              <w:t>perfectly complementary sites</w:t>
+            </w:r>
+          </w:p>
+        </w:tc>
+        <w:tc>
+          <w:tcPr>
+            <w:tcW w:type="dxa" w:w="3061"/>
+            <w:shd w:val="clear" w:color="auto" w:fill="1B3A5E"/>
+          </w:tcPr>
+          <w:p>
+            <w:pPr>
+              <w:spacing w:before="40" w:after="40"/>
+            </w:pPr>
+            <w:r/>
+            <w:r>
+              <w:rPr>
+                <w:rFonts w:ascii="Calibri" w:hAnsi="Calibri"/>
+                <w:b/>
+                <w:color w:val="FFFFFF"/>
+                <w:sz w:val="18"/>
+              </w:rPr>
+              <w:t>sites under the rule</w:t>
+            </w:r>
+          </w:p>
+        </w:tc>
+        <w:tc>
+          <w:tcPr>
+            <w:tcW w:type="dxa" w:w="2268"/>
+            <w:shd w:val="clear" w:color="auto" w:fill="1B3A5E"/>
+          </w:tcPr>
+          <w:p>
+            <w:pPr>
+              <w:spacing w:before="40" w:after="40"/>
+            </w:pPr>
+            <w:r/>
+            <w:r>
+              <w:rPr>
+                <w:rFonts w:ascii="Calibri" w:hAnsi="Calibri"/>
+                <w:b/>
+                <w:color w:val="FFFFFF"/>
+                <w:sz w:val="18"/>
+              </w:rPr>
+              <w:t>widening</w:t>
+            </w:r>
+          </w:p>
+        </w:tc>
+      </w:tr>
+      <w:tr>
+        <w:tc>
+          <w:tcPr>
+            <w:tcW w:type="dxa" w:w="1247"/>
+          </w:tcPr>
+          <w:p>
+            <w:pPr>
+              <w:spacing w:before="40" w:after="40"/>
+            </w:pPr>
+            <w:r/>
+            <w:r>
+              <w:rPr>
+                <w:rFonts w:ascii="Calibri" w:hAnsi="Calibri"/>
+                <w:b w:val="0"/>
+                <w:sz w:val="18"/>
+              </w:rPr>
+              <w:t>4 – 5</w:t>
+            </w:r>
+          </w:p>
+        </w:tc>
+        <w:tc>
+          <w:tcPr>
+            <w:tcW w:type="dxa" w:w="3061"/>
+          </w:tcPr>
+          <w:p>
+            <w:pPr>
+              <w:spacing w:before="40" w:after="40"/>
+            </w:pPr>
+            <w:r/>
+            <w:r>
+              <w:rPr>
+                <w:rFonts w:ascii="Calibri" w:hAnsi="Calibri"/>
+                <w:b w:val="0"/>
+                <w:sz w:val="18"/>
+              </w:rPr>
+              <w:t>1,716 and 431</w:t>
+            </w:r>
+          </w:p>
+        </w:tc>
+        <w:tc>
+          <w:tcPr>
+            <w:tcW w:type="dxa" w:w="3061"/>
+          </w:tcPr>
+          <w:p>
+            <w:pPr>
+              <w:spacing w:before="40" w:after="40"/>
+            </w:pPr>
+            <w:r/>
+            <w:r>
+              <w:rPr>
+                <w:rFonts w:ascii="Calibri" w:hAnsi="Calibri"/>
+                <w:b w:val="0"/>
+                <w:sz w:val="18"/>
+              </w:rPr>
+              <w:t>unchanged — no mismatches allowed</w:t>
+            </w:r>
+          </w:p>
+        </w:tc>
+        <w:tc>
+          <w:tcPr>
+            <w:tcW w:type="dxa" w:w="2268"/>
+          </w:tcPr>
+          <w:p>
+            <w:pPr>
+              <w:spacing w:before="40" w:after="40"/>
+            </w:pPr>
+            <w:r/>
+            <w:r>
+              <w:rPr>
+                <w:rFonts w:ascii="Calibri" w:hAnsi="Calibri"/>
+                <w:b w:val="0"/>
+                <w:sz w:val="18"/>
+              </w:rPr>
+              <w:t>—</w:t>
+            </w:r>
+          </w:p>
+        </w:tc>
+      </w:tr>
+      <w:tr>
+        <w:tc>
+          <w:tcPr>
+            <w:tcW w:type="dxa" w:w="1247"/>
+            <w:shd w:val="clear" w:color="auto" w:fill="F1F4F8"/>
+          </w:tcPr>
+          <w:p>
+            <w:pPr>
+              <w:spacing w:before="40" w:after="40"/>
+            </w:pPr>
+            <w:r/>
+            <w:r>
+              <w:rPr>
+                <w:rFonts w:ascii="Calibri" w:hAnsi="Calibri"/>
+                <w:b w:val="0"/>
+                <w:sz w:val="18"/>
+              </w:rPr>
+              <w:t>6</w:t>
+            </w:r>
+          </w:p>
+        </w:tc>
+        <w:tc>
+          <w:tcPr>
+            <w:tcW w:type="dxa" w:w="3061"/>
+            <w:shd w:val="clear" w:color="auto" w:fill="F1F4F8"/>
+          </w:tcPr>
+          <w:p>
+            <w:pPr>
+              <w:spacing w:before="40" w:after="40"/>
+            </w:pPr>
+            <w:r/>
+            <w:r>
+              <w:rPr>
+                <w:rFonts w:ascii="Calibri" w:hAnsi="Calibri"/>
+                <w:b w:val="0"/>
+                <w:sz w:val="18"/>
+              </w:rPr>
+              <w:t>95</w:t>
+            </w:r>
+          </w:p>
+        </w:tc>
+        <w:tc>
+          <w:tcPr>
+            <w:tcW w:type="dxa" w:w="3061"/>
+            <w:shd w:val="clear" w:color="auto" w:fill="F1F4F8"/>
+          </w:tcPr>
+          <w:p>
+            <w:pPr>
+              <w:spacing w:before="40" w:after="40"/>
+            </w:pPr>
+            <w:r/>
+            <w:r>
+              <w:rPr>
+                <w:rFonts w:ascii="Calibri" w:hAnsi="Calibri"/>
+                <w:b w:val="0"/>
+                <w:sz w:val="18"/>
+              </w:rPr>
+              <w:t>7,062</w:t>
+            </w:r>
+          </w:p>
+        </w:tc>
+        <w:tc>
+          <w:tcPr>
+            <w:tcW w:type="dxa" w:w="2268"/>
+            <w:shd w:val="clear" w:color="auto" w:fill="F1F4F8"/>
+          </w:tcPr>
+          <w:p>
+            <w:pPr>
+              <w:spacing w:before="40" w:after="40"/>
+            </w:pPr>
+            <w:r/>
+            <w:r>
+              <w:rPr>
+                <w:rFonts w:ascii="Calibri" w:hAnsi="Calibri"/>
+                <w:b w:val="0"/>
+                <w:sz w:val="18"/>
+              </w:rPr>
+              <w:t>74×</w:t>
+            </w:r>
+          </w:p>
+        </w:tc>
+      </w:tr>
+      <w:tr>
+        <w:tc>
+          <w:tcPr>
+            <w:tcW w:type="dxa" w:w="1247"/>
+          </w:tcPr>
+          <w:p>
+            <w:pPr>
+              <w:spacing w:before="40" w:after="40"/>
+            </w:pPr>
+            <w:r/>
+            <w:r>
+              <w:rPr>
+                <w:rFonts w:ascii="Calibri" w:hAnsi="Calibri"/>
+                <w:b w:val="0"/>
+                <w:sz w:val="18"/>
+              </w:rPr>
+              <w:t>7</w:t>
+            </w:r>
+          </w:p>
+        </w:tc>
+        <w:tc>
+          <w:tcPr>
+            <w:tcW w:type="dxa" w:w="3061"/>
+          </w:tcPr>
+          <w:p>
+            <w:pPr>
+              <w:spacing w:before="40" w:after="40"/>
+            </w:pPr>
+            <w:r/>
+            <w:r>
+              <w:rPr>
+                <w:rFonts w:ascii="Calibri" w:hAnsi="Calibri"/>
+                <w:b w:val="0"/>
+                <w:sz w:val="18"/>
+              </w:rPr>
+              <w:t>24</w:t>
+            </w:r>
+          </w:p>
+        </w:tc>
+        <w:tc>
+          <w:tcPr>
+            <w:tcW w:type="dxa" w:w="3061"/>
+          </w:tcPr>
+          <w:p>
+            <w:pPr>
+              <w:spacing w:before="40" w:after="40"/>
+            </w:pPr>
+            <w:r/>
+            <w:r>
+              <w:rPr>
+                <w:rFonts w:ascii="Calibri" w:hAnsi="Calibri"/>
+                <w:b w:val="0"/>
+                <w:sz w:val="18"/>
+              </w:rPr>
+              <w:t>2,737</w:t>
+            </w:r>
+          </w:p>
+        </w:tc>
+        <w:tc>
+          <w:tcPr>
+            <w:tcW w:type="dxa" w:w="2268"/>
+          </w:tcPr>
+          <w:p>
+            <w:pPr>
+              <w:spacing w:before="40" w:after="40"/>
+            </w:pPr>
+            <w:r/>
+            <w:r>
+              <w:rPr>
+                <w:rFonts w:ascii="Calibri" w:hAnsi="Calibri"/>
+                <w:b w:val="0"/>
+                <w:sz w:val="18"/>
+              </w:rPr>
+              <w:t>114×</w:t>
+            </w:r>
+          </w:p>
+        </w:tc>
+      </w:tr>
+      <w:tr>
+        <w:tc>
+          <w:tcPr>
+            <w:tcW w:type="dxa" w:w="1247"/>
+            <w:shd w:val="clear" w:color="auto" w:fill="F1F4F8"/>
+          </w:tcPr>
+          <w:p>
+            <w:pPr>
+              <w:spacing w:before="40" w:after="40"/>
+            </w:pPr>
+            <w:r/>
+            <w:r>
+              <w:rPr>
+                <w:rFonts w:ascii="Calibri" w:hAnsi="Calibri"/>
+                <w:b w:val="0"/>
+                <w:sz w:val="18"/>
+              </w:rPr>
+              <w:t>8</w:t>
+            </w:r>
+          </w:p>
+        </w:tc>
+        <w:tc>
+          <w:tcPr>
+            <w:tcW w:type="dxa" w:w="3061"/>
+            <w:shd w:val="clear" w:color="auto" w:fill="F1F4F8"/>
+          </w:tcPr>
+          <w:p>
+            <w:pPr>
+              <w:spacing w:before="40" w:after="40"/>
+            </w:pPr>
+            <w:r/>
+            <w:r>
+              <w:rPr>
+                <w:rFonts w:ascii="Calibri" w:hAnsi="Calibri"/>
+                <w:b w:val="0"/>
+                <w:sz w:val="18"/>
+              </w:rPr>
+              <w:t>3</w:t>
+            </w:r>
+          </w:p>
+        </w:tc>
+        <w:tc>
+          <w:tcPr>
+            <w:tcW w:type="dxa" w:w="3061"/>
+            <w:shd w:val="clear" w:color="auto" w:fill="F1F4F8"/>
+          </w:tcPr>
+          <w:p>
+            <w:pPr>
+              <w:spacing w:before="40" w:after="40"/>
+            </w:pPr>
+            <w:r/>
+            <w:r>
+              <w:rPr>
+                <w:rFonts w:ascii="Calibri" w:hAnsi="Calibri"/>
+                <w:b w:val="0"/>
+                <w:sz w:val="18"/>
+              </w:rPr>
+              <w:t>1,009</w:t>
+            </w:r>
+          </w:p>
+        </w:tc>
+        <w:tc>
+          <w:tcPr>
+            <w:tcW w:type="dxa" w:w="2268"/>
+            <w:shd w:val="clear" w:color="auto" w:fill="F1F4F8"/>
+          </w:tcPr>
+          <w:p>
+            <w:pPr>
+              <w:spacing w:before="40" w:after="40"/>
+            </w:pPr>
+            <w:r/>
+            <w:r>
+              <w:rPr>
+                <w:rFonts w:ascii="Calibri" w:hAnsi="Calibri"/>
+                <w:b w:val="0"/>
+                <w:sz w:val="18"/>
+              </w:rPr>
+              <w:t>336×</w:t>
+            </w:r>
+          </w:p>
+        </w:tc>
+      </w:tr>
+      <w:tr>
+        <w:tc>
+          <w:tcPr>
+            <w:tcW w:type="dxa" w:w="1247"/>
+            <w:shd w:val="clear" w:color="auto" w:fill="EAF3EC"/>
+          </w:tcPr>
+          <w:p>
+            <w:pPr>
+              <w:spacing w:before="40" w:after="40"/>
+            </w:pPr>
+            <w:r/>
+            <w:r>
+              <w:rPr>
+                <w:rFonts w:ascii="Calibri" w:hAnsi="Calibri"/>
+                <w:b w:val="0"/>
+                <w:sz w:val="18"/>
+              </w:rPr>
+              <w:t>9 – 14</w:t>
+            </w:r>
+          </w:p>
+        </w:tc>
+        <w:tc>
+          <w:tcPr>
+            <w:tcW w:type="dxa" w:w="3061"/>
+            <w:shd w:val="clear" w:color="auto" w:fill="EAF3EC"/>
+          </w:tcPr>
+          <w:p>
+            <w:pPr>
+              <w:spacing w:before="40" w:after="40"/>
+            </w:pPr>
+            <w:r/>
+            <w:r>
+              <w:rPr>
+                <w:rFonts w:ascii="Calibri" w:hAnsi="Calibri"/>
+                <w:b/>
+                <w:sz w:val="18"/>
+              </w:rPr>
+              <w:t>0 at every length</w:t>
+            </w:r>
+          </w:p>
+        </w:tc>
+        <w:tc>
+          <w:tcPr>
+            <w:tcW w:type="dxa" w:w="3061"/>
+            <w:shd w:val="clear" w:color="auto" w:fill="EAF3EC"/>
+          </w:tcPr>
+          <w:p>
+            <w:pPr>
+              <w:spacing w:before="40" w:after="40"/>
+            </w:pPr>
+            <w:r/>
+            <w:r>
+              <w:rPr>
+                <w:rFonts w:ascii="Calibri" w:hAnsi="Calibri"/>
+                <w:b w:val="0"/>
+                <w:sz w:val="18"/>
+              </w:rPr>
+              <w:t>359, 113, 244, 87, 26, 8</w:t>
+            </w:r>
+          </w:p>
+        </w:tc>
+        <w:tc>
+          <w:tcPr>
+            <w:tcW w:type="dxa" w:w="2268"/>
+            <w:shd w:val="clear" w:color="auto" w:fill="EAF3EC"/>
+          </w:tcPr>
+          <w:p>
+            <w:pPr>
+              <w:spacing w:before="40" w:after="40"/>
+            </w:pPr>
+            <w:r/>
+            <w:r>
+              <w:rPr>
+                <w:rFonts w:ascii="Calibri" w:hAnsi="Calibri"/>
+                <w:b w:val="0"/>
+                <w:sz w:val="18"/>
+              </w:rPr>
+              <w:t>from nothing to something</w:t>
+            </w:r>
+          </w:p>
+        </w:tc>
+      </w:tr>
+    </w:tbl>
+    <w:p>
+      <w:pPr>
+        <w:spacing w:after="80"/>
+      </w:pPr>
+    </w:p>
+    <w:p>
+      <w:pPr>
+        <w:spacing w:after="120"/>
+      </w:pPr>
+      <w:r>
+        <w:rPr>
+          <w:b w:val="0"/>
+          <w:i w:val="0"/>
+          <w:sz w:val="20"/>
+        </w:rPr>
+        <w:t xml:space="preserve">The last row is the important one: </w:t>
       </w:r>
       <w:r>
         <w:rPr>
@@ -6447,7 +7007,7 @@
           <w:i w:val="0"/>
           <w:sz w:val="20"/>
         </w:rPr>
-        <w:t>rank</w:t>
+        <w:t>for this gene pair there is not a single perfectly complementary site at any overlap of 9 nt or more.</w:t>
       </w:r>
       <w:r>
         <w:rPr>
@@ -6455,7 +7015,7 @@
           <w:i w:val="0"/>
           <w:sz w:val="20"/>
         </w:rPr>
-        <w:t>, and the longest run is reported alongside it as the diagnostic that usually explains the ranking (it correlates at r = −0.79; the number of matched positions at r = −0.85).</w:t>
+        <w:t xml:space="preserve"> Without mismatches the entire long-overlap half of the design range is empty, and the sweep over |x| that §5.3 proposes could not be run at all.</w:t>
       </w:r>
     </w:p>
     <w:tbl>
@@ -6484,7 +7044,7 @@
                 <w:b/>
                 <w:sz w:val="19"/>
               </w:rPr>
-              <w:t>Why no filter here</w:t>
+              <w:t>What the rule does not do</w:t>
             </w:r>
           </w:p>
           <w:p>
@@ -6496,7 +7056,21 @@
                 <w:b w:val="0"/>
                 <w:sz w:val="19"/>
               </w:rPr>
-              <w:t>A hard cut would be easy to write and would look rigorous. But sequestration is a continuous cost that trades against nucleation, the published counter-example sits far on the wrong side of any cut we could justify, and the gene-pair search is already sparse (Table 3). Ranking keeps the marginal designs visible; filtering would silently delete them.</w:t>
+              <w:t xml:space="preserve">It does not bound sequestration, and it is not meant to. Enumerating every placement it permits: the median design stays under 2 % out to |x| = 12, but the worst permitted placement reaches 93 % at |x| = 10 and the median is 45 % by |x| = 14 — because clustering the allowed mismatches to one side still leaves one long clean run. Sequestration is therefore measured and </w:t>
+            </w:r>
+            <w:r>
+              <w:rPr>
+                <w:b/>
+                <w:sz w:val="19"/>
+              </w:rPr>
+              <w:t>ranked</w:t>
+            </w:r>
+            <w:r>
+              <w:rPr>
+                <w:b w:val="0"/>
+                <w:sz w:val="19"/>
+              </w:rPr>
+              <w:t xml:space="preserve"> (§7.4), not filtered. Kim's own working trigger pair sits at 73 %, so a filter would be the wrong instrument in any case.</w:t>
             </w:r>
           </w:p>
         </w:tc>
@@ -6507,82 +7081,26 @@
         <w:spacing w:after="80"/>
       </w:pPr>
     </w:p>
-    <w:tbl>
-      <w:tblPr>
-        <w:tblStyle w:val="TableGrid"/>
-        <w:tblW w:type="auto" w:w="0"/>
-        <w:tblLayout w:type="fixed"/>
-        <w:tblLook w:firstColumn="1" w:firstRow="1" w:lastColumn="0" w:lastRow="0" w:noHBand="0" w:noVBand="1" w:val="04A0"/>
-      </w:tblPr>
-      <w:tblGrid>
-        <w:gridCol w:w="9638"/>
-      </w:tblGrid>
-      <w:tr>
-        <w:tc>
-          <w:tcPr>
-            <w:tcW w:type="dxa" w:w="9638"/>
-            <w:shd w:val="clear" w:color="auto" w:fill="FFF6E5"/>
-          </w:tcPr>
-          <w:p>
-            <w:pPr>
-              <w:spacing w:before="60" w:after="40"/>
-            </w:pPr>
-            <w:r/>
-            <w:r>
-              <w:rPr>
-                <w:b/>
-                <w:sz w:val="19"/>
-              </w:rPr>
-              <w:t>A reassuring measurement</w:t>
-            </w:r>
-          </w:p>
-          <w:p>
-            <w:pPr>
-              <w:spacing w:after="60"/>
-            </w:pPr>
-            <w:r>
-              <w:rPr>
-                <w:b w:val="0"/>
-                <w:sz w:val="19"/>
-              </w:rPr>
-              <w:t xml:space="preserve">Kim's own published triggers are not exempt from this. TrG5 and TrG3n11 — the pair in the construct they describe as a genuine two-input AND gate — bind each other at −12.8 kcal/mol, which is </w:t>
-            </w:r>
-            <w:r>
-              <w:rPr>
-                <w:b/>
-                <w:sz w:val="19"/>
-              </w:rPr>
-              <w:t>73 % sequestration</w:t>
-            </w:r>
-            <w:r>
-              <w:rPr>
-                <w:b w:val="0"/>
-                <w:sz w:val="19"/>
-              </w:rPr>
-              <w:t xml:space="preserve"> by the same calculation. The gate still worked. Sequestration should therefore be treated as a </w:t>
-            </w:r>
-            <w:r>
-              <w:rPr>
-                <w:b/>
-                <w:sz w:val="19"/>
-              </w:rPr>
-              <w:t>ranking signal, not a veto</w:t>
-            </w:r>
-            <w:r>
-              <w:rPr>
-                <w:b w:val="0"/>
-                <w:sz w:val="19"/>
-              </w:rPr>
-              <w:t>; the numbers above set priorities, they do not disqualify designs.</w:t>
-            </w:r>
-          </w:p>
-        </w:tc>
-      </w:tr>
-    </w:tbl>
     <w:p>
       <w:pPr>
-        <w:spacing w:after="80"/>
+        <w:spacing w:after="120"/>
       </w:pPr>
+      <w:r>
+        <w:rPr>
+          <w:b/>
+          <w:i w:val="0"/>
+          <w:sz w:val="20"/>
+        </w:rPr>
+        <w:t>One thing worth keeping in mind: we do not choose where the mismatches fall.</w:t>
+      </w:r>
+      <w:r>
+        <w:rPr>
+          <w:b w:val="0"/>
+          <w:i w:val="0"/>
+          <w:sz w:val="20"/>
+        </w:rPr>
+        <w:t xml:space="preserve"> Both triggers are windows of natural transcripts, so the mismatch pattern is whatever the two genes happen to differ by. The rule decides which (window, window) pairs count as a usable overlap; it does not design anything. That is also why the spread in the callout above is a statement about which gene pairs will rank badly, not about a choice we could get wrong.</w:t>
+      </w:r>
     </w:p>
     <w:p>
       <w:pPr>
@@ -6629,28 +7147,14 @@
           <w:b/>
           <w:sz w:val="20"/>
         </w:rPr>
-        <w:t>|x| = 4 up to the maximum available</w:t>
+        <w:t>|x| = 4 to 14</w:t>
       </w:r>
       <w:r>
         <w:rPr>
           <w:b w:val="0"/>
           <w:sz w:val="20"/>
         </w:rPr>
-        <w:t xml:space="preserve">, allowing mismatches at </w:t>
-      </w:r>
-      <w:r>
-        <w:rPr>
-          <w:b/>
-          <w:sz w:val="20"/>
-        </w:rPr>
-        <w:t>every</w:t>
-      </w:r>
-      <w:r>
-        <w:rPr>
-          <w:b w:val="0"/>
-          <w:sz w:val="20"/>
-        </w:rPr>
-        <w:t xml:space="preserve"> length, subject to the run cap of §5.1.</w:t>
+        <w:t>, admitting mismatches under the rule of §5.1.1.</w:t>
       </w:r>
     </w:p>
     <w:p>
@@ -6698,7 +7202,7 @@
           <w:i w:val="0"/>
           <w:sz w:val="20"/>
         </w:rPr>
-        <w:t>Mismatches are permitted below |x| = 8, not only above it.</w:t>
+        <w:t>Mismatches earn their place from |x| = 6 upwards, not only at long overlaps.</w:t>
       </w:r>
       <w:r>
         <w:rPr>
@@ -6706,7 +7210,7 @@
           <w:i w:val="0"/>
           <w:sz w:val="20"/>
         </w:rPr>
-        <w:t xml:space="preserve"> They buy nothing thermodynamically there — a 6-nt perfect overlap is already at 0 % sequestration — and each one costs trigger B about 4.5 kcal/mol of grip on the switch. The reason to allow them anyway is that they are what makes the search find anything at all. Counting every (window of A, window of B) pair between our two real transcripts:</w:t>
+        <w:t xml:space="preserve"> They buy nothing thermodynamically at that length — a 6-nt perfect overlap is already at 0 % sequestration — and each one costs trigger B about 4.5 kcal/mol of grip on the switch. They are allowed because they are what makes the search find anything at all. Counting every (window of A, window of B) pair between our two real transcripts, with no rule applied:</w:t>
       </w:r>
     </w:p>
     <w:tbl>
@@ -8556,368 +9060,23 @@
           <w:i w:val="0"/>
           <w:sz w:val="20"/>
         </w:rPr>
-        <w:t>It gets harder to satisfy as len_main_pre grows, but not by much. Measured on the real transcripts, the fraction of candidate windows lost is:</w:t>
+        <w:t xml:space="preserve">The cost is modest. At len_main_pre = 9, measured directly on the real transcripts, the filter removes </w:t>
       </w:r>
-    </w:p>
-    <w:tbl>
-      <w:tblPr>
-        <w:tblStyle w:val="TableGrid"/>
-        <w:tblW w:type="auto" w:w="0"/>
-        <w:jc w:val="center"/>
-        <w:tblLayout w:type="fixed"/>
-        <w:tblLook w:firstColumn="1" w:firstRow="1" w:lastColumn="0" w:lastRow="0" w:noHBand="0" w:noVBand="1" w:val="04A0"/>
-      </w:tblPr>
-      <w:tblGrid>
-        <w:gridCol w:w="2409"/>
-        <w:gridCol w:w="2409"/>
-        <w:gridCol w:w="2409"/>
-        <w:gridCol w:w="2409"/>
-      </w:tblGrid>
-      <w:tr>
-        <w:trPr>
-          <w:tblHeader w:val="true"/>
-        </w:trPr>
-        <w:tc>
-          <w:tcPr>
-            <w:tcW w:type="dxa" w:w="2835"/>
-            <w:shd w:val="clear" w:color="auto" w:fill="1B3A5E"/>
-          </w:tcPr>
-          <w:p>
-            <w:pPr>
-              <w:spacing w:before="40" w:after="40"/>
-            </w:pPr>
-            <w:r/>
-            <w:r>
-              <w:rPr>
-                <w:rFonts w:ascii="Calibri" w:hAnsi="Calibri"/>
-                <w:b/>
-                <w:color w:val="FFFFFF"/>
-                <w:sz w:val="18"/>
-              </w:rPr>
-              <w:t>gene</w:t>
-            </w:r>
-          </w:p>
-        </w:tc>
-        <w:tc>
-          <w:tcPr>
-            <w:tcW w:type="dxa" w:w="2268"/>
-            <w:shd w:val="clear" w:color="auto" w:fill="1B3A5E"/>
-          </w:tcPr>
-          <w:p>
-            <w:pPr>
-              <w:spacing w:before="40" w:after="40"/>
-            </w:pPr>
-            <w:r/>
-            <w:r>
-              <w:rPr>
-                <w:rFonts w:ascii="Calibri" w:hAnsi="Calibri"/>
-                <w:b/>
-                <w:color w:val="FFFFFF"/>
-                <w:sz w:val="18"/>
-              </w:rPr>
-              <w:t>len_main_pre = 9</w:t>
-            </w:r>
-          </w:p>
-        </w:tc>
-        <w:tc>
-          <w:tcPr>
-            <w:tcW w:type="dxa" w:w="2268"/>
-            <w:shd w:val="clear" w:color="auto" w:fill="1B3A5E"/>
-          </w:tcPr>
-          <w:p>
-            <w:pPr>
-              <w:spacing w:before="40" w:after="40"/>
-            </w:pPr>
-            <w:r/>
-            <w:r>
-              <w:rPr>
-                <w:rFonts w:ascii="Calibri" w:hAnsi="Calibri"/>
-                <w:b/>
-                <w:color w:val="FFFFFF"/>
-                <w:sz w:val="18"/>
-              </w:rPr>
-              <w:t>len_main_pre = 12</w:t>
-            </w:r>
-          </w:p>
-        </w:tc>
-        <w:tc>
-          <w:tcPr>
-            <w:tcW w:type="dxa" w:w="2268"/>
-            <w:shd w:val="clear" w:color="auto" w:fill="1B3A5E"/>
-          </w:tcPr>
-          <w:p>
-            <w:pPr>
-              <w:spacing w:before="40" w:after="40"/>
-            </w:pPr>
-            <w:r/>
-            <w:r>
-              <w:rPr>
-                <w:rFonts w:ascii="Calibri" w:hAnsi="Calibri"/>
-                <w:b/>
-                <w:color w:val="FFFFFF"/>
-                <w:sz w:val="18"/>
-              </w:rPr>
-              <w:t>len_main_pre = 15</w:t>
-            </w:r>
-          </w:p>
-        </w:tc>
-      </w:tr>
-      <w:tr>
-        <w:tc>
-          <w:tcPr>
-            <w:tcW w:type="dxa" w:w="2835"/>
-          </w:tcPr>
-          <w:p>
-            <w:pPr>
-              <w:spacing w:before="40" w:after="40"/>
-            </w:pPr>
-            <w:r/>
-            <w:r>
-              <w:rPr>
-                <w:rFonts w:ascii="Calibri" w:hAnsi="Calibri"/>
-                <w:b w:val="0"/>
-                <w:sz w:val="18"/>
-              </w:rPr>
-              <w:t>GFP (759 nt)</w:t>
-            </w:r>
-          </w:p>
-        </w:tc>
-        <w:tc>
-          <w:tcPr>
-            <w:tcW w:type="dxa" w:w="2268"/>
-          </w:tcPr>
-          <w:p>
-            <w:pPr>
-              <w:spacing w:before="40" w:after="40"/>
-            </w:pPr>
-            <w:r/>
-            <w:r>
-              <w:rPr>
-                <w:rFonts w:ascii="Calibri" w:hAnsi="Calibri"/>
-                <w:b w:val="0"/>
-                <w:sz w:val="18"/>
-              </w:rPr>
-              <w:t>10.1 %</w:t>
-            </w:r>
-          </w:p>
-        </w:tc>
-        <w:tc>
-          <w:tcPr>
-            <w:tcW w:type="dxa" w:w="2268"/>
-          </w:tcPr>
-          <w:p>
-            <w:pPr>
-              <w:spacing w:before="40" w:after="40"/>
-            </w:pPr>
-            <w:r/>
-            <w:r>
-              <w:rPr>
-                <w:rFonts w:ascii="Calibri" w:hAnsi="Calibri"/>
-                <w:b w:val="0"/>
-                <w:sz w:val="18"/>
-              </w:rPr>
-              <w:t>13.0 %</w:t>
-            </w:r>
-          </w:p>
-        </w:tc>
-        <w:tc>
-          <w:tcPr>
-            <w:tcW w:type="dxa" w:w="2268"/>
-          </w:tcPr>
-          <w:p>
-            <w:pPr>
-              <w:spacing w:before="40" w:after="40"/>
-            </w:pPr>
-            <w:r/>
-            <w:r>
-              <w:rPr>
-                <w:rFonts w:ascii="Calibri" w:hAnsi="Calibri"/>
-                <w:b w:val="0"/>
-                <w:sz w:val="18"/>
-              </w:rPr>
-              <w:t>15.2 %</w:t>
-            </w:r>
-          </w:p>
-        </w:tc>
-      </w:tr>
-      <w:tr>
-        <w:tc>
-          <w:tcPr>
-            <w:tcW w:type="dxa" w:w="2835"/>
-            <w:shd w:val="clear" w:color="auto" w:fill="F1F4F8"/>
-          </w:tcPr>
-          <w:p>
-            <w:pPr>
-              <w:spacing w:before="40" w:after="40"/>
-            </w:pPr>
-            <w:r/>
-            <w:r>
-              <w:rPr>
-                <w:rFonts w:ascii="Calibri" w:hAnsi="Calibri"/>
-                <w:b w:val="0"/>
-                <w:sz w:val="18"/>
-              </w:rPr>
-              <w:t>mCherry (711 nt)</w:t>
-            </w:r>
-          </w:p>
-        </w:tc>
-        <w:tc>
-          <w:tcPr>
-            <w:tcW w:type="dxa" w:w="2268"/>
-            <w:shd w:val="clear" w:color="auto" w:fill="F1F4F8"/>
-          </w:tcPr>
-          <w:p>
-            <w:pPr>
-              <w:spacing w:before="40" w:after="40"/>
-            </w:pPr>
-            <w:r/>
-            <w:r>
-              <w:rPr>
-                <w:rFonts w:ascii="Calibri" w:hAnsi="Calibri"/>
-                <w:b w:val="0"/>
-                <w:sz w:val="18"/>
-              </w:rPr>
-              <w:t>6.5 %</w:t>
-            </w:r>
-          </w:p>
-        </w:tc>
-        <w:tc>
-          <w:tcPr>
-            <w:tcW w:type="dxa" w:w="2268"/>
-            <w:shd w:val="clear" w:color="auto" w:fill="F1F4F8"/>
-          </w:tcPr>
-          <w:p>
-            <w:pPr>
-              <w:spacing w:before="40" w:after="40"/>
-            </w:pPr>
-            <w:r/>
-            <w:r>
-              <w:rPr>
-                <w:rFonts w:ascii="Calibri" w:hAnsi="Calibri"/>
-                <w:b w:val="0"/>
-                <w:sz w:val="18"/>
-              </w:rPr>
-              <w:t>8.3 %</w:t>
-            </w:r>
-          </w:p>
-        </w:tc>
-        <w:tc>
-          <w:tcPr>
-            <w:tcW w:type="dxa" w:w="2268"/>
-            <w:shd w:val="clear" w:color="auto" w:fill="F1F4F8"/>
-          </w:tcPr>
-          <w:p>
-            <w:pPr>
-              <w:spacing w:before="40" w:after="40"/>
-            </w:pPr>
-            <w:r/>
-            <w:r>
-              <w:rPr>
-                <w:rFonts w:ascii="Calibri" w:hAnsi="Calibri"/>
-                <w:b w:val="0"/>
-                <w:sz w:val="18"/>
-              </w:rPr>
-              <w:t>10.0 %</w:t>
-            </w:r>
-          </w:p>
-        </w:tc>
-      </w:tr>
-      <w:tr>
-        <w:tc>
-          <w:tcPr>
-            <w:tcW w:type="dxa" w:w="2835"/>
-          </w:tcPr>
-          <w:p>
-            <w:pPr>
-              <w:spacing w:before="40" w:after="40"/>
-            </w:pPr>
-            <w:r/>
-            <w:r>
-              <w:rPr>
-                <w:rFonts w:ascii="Calibri" w:hAnsi="Calibri"/>
-                <w:b w:val="0"/>
-                <w:sz w:val="18"/>
-              </w:rPr>
-              <w:t>random-sequence expectation</w:t>
-            </w:r>
-          </w:p>
-        </w:tc>
-        <w:tc>
-          <w:tcPr>
-            <w:tcW w:type="dxa" w:w="2268"/>
-          </w:tcPr>
-          <w:p>
-            <w:pPr>
-              <w:spacing w:before="40" w:after="40"/>
-            </w:pPr>
-            <w:r/>
-            <w:r>
-              <w:rPr>
-                <w:rFonts w:ascii="Calibri" w:hAnsi="Calibri"/>
-                <w:b w:val="0"/>
-                <w:sz w:val="18"/>
-              </w:rPr>
-              <w:t>13.4 %</w:t>
-            </w:r>
-          </w:p>
-        </w:tc>
-        <w:tc>
-          <w:tcPr>
-            <w:tcW w:type="dxa" w:w="2268"/>
-          </w:tcPr>
-          <w:p>
-            <w:pPr>
-              <w:spacing w:before="40" w:after="40"/>
-            </w:pPr>
-            <w:r/>
-            <w:r>
-              <w:rPr>
-                <w:rFonts w:ascii="Calibri" w:hAnsi="Calibri"/>
-                <w:b w:val="0"/>
-                <w:sz w:val="18"/>
-              </w:rPr>
-              <w:t>17.5 %</w:t>
-            </w:r>
-          </w:p>
-        </w:tc>
-        <w:tc>
-          <w:tcPr>
-            <w:tcW w:type="dxa" w:w="2268"/>
-          </w:tcPr>
-          <w:p>
-            <w:pPr>
-              <w:spacing w:before="40" w:after="40"/>
-            </w:pPr>
-            <w:r/>
-            <w:r>
-              <w:rPr>
-                <w:rFonts w:ascii="Calibri" w:hAnsi="Calibri"/>
-                <w:b w:val="0"/>
-                <w:sz w:val="18"/>
-              </w:rPr>
-              <w:t>21.3 %</w:t>
-            </w:r>
-          </w:p>
-        </w:tc>
-      </w:tr>
-    </w:tbl>
-    <w:p>
-      <w:pPr>
-        <w:spacing w:after="80"/>
-      </w:pPr>
-    </w:p>
-    <w:p>
-      <w:pPr>
-        <w:spacing w:after="120"/>
-      </w:pPr>
+      <w:r>
+        <w:rPr>
+          <w:b/>
+          <w:i w:val="0"/>
+          <w:sz w:val="20"/>
+        </w:rPr>
+        <w:t>10.1 % of candidate windows in GFP and 6.5 % in mCherry</w:t>
+      </w:r>
       <w:r>
         <w:rPr>
           <w:b w:val="0"/>
-          <w:i/>
-          <w:color w:val="495057"/>
-          <w:sz w:val="17"/>
+          <w:i w:val="0"/>
+          <w:sz w:val="20"/>
         </w:rPr>
-        <w:t>At the adopted len_main_pre = 9 the filter costs 7–10 % of candidate windows on our real transcripts. The row for 12 is kept because it is what an 18-base-pair reading of the stem would have required (§4.1).</w:t>
+        <w:t xml:space="preserve"> — both below the 13.4 % a random sequence of that length would give, because coding sequence is depleted of stop codons in every frame.</w:t>
       </w:r>
     </w:p>
     <w:p>
@@ -8986,7 +9145,7 @@
           <w:i w:val="0"/>
           <w:sz w:val="20"/>
         </w:rPr>
-        <w:t>Rule: go further than isoenergetic.</w:t>
+        <w:t>The rule is one-sided.</w:t>
       </w:r>
       <w:r>
         <w:rPr>
@@ -8994,7 +9153,62 @@
           <w:i w:val="0"/>
           <w:sz w:val="20"/>
         </w:rPr>
-        <w:t xml:space="preserve"> MainZ and SecondaryZ are built to bind </w:t>
+        <w:t xml:space="preserve"> MainZ and SecondaryZ must never bind their partner *more tightly* than the real trigger does. Two settings satisfy that and both are on the table:</w:t>
+      </w:r>
+    </w:p>
+    <w:p>
+      <w:pPr>
+        <w:pStyle w:val="ListBullet"/>
+        <w:spacing w:after="60"/>
+        <w:ind w:left="397"/>
+      </w:pPr>
+      <w:r>
+        <w:rPr>
+          <w:b/>
+          <w:sz w:val="20"/>
+        </w:rPr>
+        <w:t>ddG_pref = 0</w:t>
+      </w:r>
+      <w:r>
+        <w:rPr>
+          <w:b w:val="0"/>
+          <w:sz w:val="20"/>
+        </w:rPr>
+        <w:t xml:space="preserve"> — Z is an exact copy of the trigger's own domain, wobbles included, so the exchange is isoenergetic and neither side is favoured. This is the simplest construction and is a legitimate choice, not a fallback.</w:t>
+      </w:r>
+    </w:p>
+    <w:p>
+      <w:pPr>
+        <w:pStyle w:val="ListBullet"/>
+        <w:spacing w:after="60"/>
+        <w:ind w:left="397"/>
+      </w:pPr>
+      <w:r>
+        <w:rPr>
+          <w:b/>
+          <w:sz w:val="20"/>
+        </w:rPr>
+        <w:t>ddG_pref &gt; 0</w:t>
+      </w:r>
+      <w:r>
+        <w:rPr>
+          <w:b w:val="0"/>
+          <w:sz w:val="20"/>
+        </w:rPr>
+        <w:t xml:space="preserve"> — Z is weakened further by a G·U wobble, a single mismatch or a 1-nt bulge, so the trigger is actively preferred.</w:t>
+      </w:r>
+    </w:p>
+    <w:p>
+      <w:pPr>
+        <w:spacing w:after="120"/>
+      </w:pPr>
+      <w:r>
+        <w:rPr>
+          <w:b w:val="0"/>
+          <w:i w:val="0"/>
+          <w:sz w:val="20"/>
+        </w:rPr>
+        <w:t xml:space="preserve">What is excluded is only the third case: a </w:t>
       </w:r>
       <w:r>
         <w:rPr>
@@ -9002,7 +9216,7 @@
           <w:i w:val="0"/>
           <w:sz w:val="20"/>
         </w:rPr>
-        <w:t>strictly weaker</w:t>
+        <w:t>perfectly Watson–Crick</w:t>
       </w:r>
       <w:r>
         <w:rPr>
@@ -9010,7 +9224,7 @@
           <w:i w:val="0"/>
           <w:sz w:val="20"/>
         </w:rPr>
-        <w:t xml:space="preserve"> than the trigger does, by a configurable margin ddG_pref, so that the trigger is actively preferred. The margin is achieved with a G·U wobble, a single mismatch, or a 1-nt bulge in the Z strand.</w:t>
+        <w:t xml:space="preserve"> Z, which would bind harder than the real trigger and make the exchange uphill. ddG_pref is swept over both allowed settings (§5.3) rather than fixed.</w:t>
       </w:r>
     </w:p>
     <w:tbl>
@@ -9460,7 +9674,7 @@
                 <w:b w:val="0"/>
                 <w:sz w:val="18"/>
               </w:rPr>
-              <w:t>12 + 3-nt bulge + 6  (an 18-bp reading)</w:t>
+              <w:t>12 + 3-nt bulge + 6  (a deeper arm, for scale)</w:t>
             </w:r>
           </w:p>
         </w:tc>
@@ -9541,7 +9755,7 @@
           <w:i w:val="0"/>
           <w:sz w:val="20"/>
         </w:rPr>
-        <w:t xml:space="preserve">Three things follow. Without a bulge the gate has a 1.9 kcal/mol margin — too thin to rely on. A 3-nt bulge is worth about 3 kcal/mol more than Kim's 1-nt bulge, which is why we keep Green's arrangement. And the adopted 9 + 3 + 6 gives essentially the same drive as the deeper 12 + 3 + 6 (−9.61 against −9.57), so nothing is lost by reading 18 as an arm span — though the shallower hairpin is also a </w:t>
+        <w:t xml:space="preserve">Three things follow. Without a bulge the gate has a 1.9 kcal/mol margin — too thin to rely on. A 3-nt bulge is worth about 3 kcal/mol more than Kim's 1-nt bulge, which is why we keep Green's arrangement. And the drive is insensitive to how deep the arm is (−9.61 at 9 + 3 + 6 against −9.57 at 12 + 3 + 6) — but the </w:t>
       </w:r>
       <w:r>
         <w:rPr>
@@ -9549,7 +9763,7 @@
           <w:i w:val="0"/>
           <w:sz w:val="20"/>
         </w:rPr>
-        <w:t>weaker OFF lock</w:t>
+        <w:t>OFF lock is not</w:t>
       </w:r>
       <w:r>
         <w:rPr>
@@ -9557,7 +9771,7 @@
           <w:i w:val="0"/>
           <w:sz w:val="20"/>
         </w:rPr>
-        <w:t xml:space="preserve"> (−21.94 against −28.46), which the four-state table will show directly.</w:t>
+        <w:t xml:space="preserve"> (−21.94 against −28.46). A shallower arm is the looser lock, and the four-state table will show that directly.</w:t>
       </w:r>
     </w:p>
     <w:p>
@@ -11419,7 +11633,7 @@
           <w:i w:val="0"/>
           <w:sz w:val="20"/>
         </w:rPr>
-        <w:t xml:space="preserve"> need to be free of AUG codons: the secondary loop sits in the 5'UTR, bacterial initiation requires an SD at the right spacing, and an AUG with no SD upstream of it initiates nothing. An earlier draft carried a no-start-codon condition here; it was unnecessary and has been removed.</w:t>
+        <w:t xml:space="preserve"> need to be free of AUG codons: the secondary loop sits in the 5'UTR, bacterial initiation requires an SD at the right spacing, and an AUG with no SD upstream of it initiates nothing, so no constraint is placed on start codons in this loop.</w:t>
       </w:r>
     </w:p>
     <w:p>
@@ -13380,7 +13594,49 @@
                 <w:b w:val="0"/>
                 <w:sz w:val="17"/>
               </w:rPr>
-              <w:t xml:space="preserve">4 ≤ len_x ≤ 14. The measured duplex free energy and bound fraction between the two real trigger sequences are recorded for every design, together with the longest complementary run. </w:t>
+              <w:t>4 ≤ len_x ≤ 14, and the overlap satisfies §5.1.1: no mismatches at |x| ≤ 5, at most 2 for |x| = 6–10, at most 3 for |x| = 11–14, never at either end and never more than 2 consecutive.</w:t>
+            </w:r>
+          </w:p>
+        </w:tc>
+      </w:tr>
+      <w:tr>
+        <w:tc>
+          <w:tcPr>
+            <w:tcW w:type="dxa" w:w="510"/>
+            <w:shd w:val="clear" w:color="auto" w:fill="F1F4F8"/>
+          </w:tcPr>
+          <w:p>
+            <w:pPr>
+              <w:spacing w:before="40" w:after="40"/>
+            </w:pPr>
+            <w:r/>
+            <w:r>
+              <w:rPr>
+                <w:rFonts w:ascii="Calibri" w:hAnsi="Calibri"/>
+                <w:b w:val="0"/>
+                <w:sz w:val="17"/>
+              </w:rPr>
+              <w:t>9b</w:t>
+            </w:r>
+          </w:p>
+        </w:tc>
+        <w:tc>
+          <w:tcPr>
+            <w:tcW w:type="dxa" w:w="9128"/>
+            <w:shd w:val="clear" w:color="auto" w:fill="F1F4F8"/>
+          </w:tcPr>
+          <w:p>
+            <w:pPr>
+              <w:spacing w:before="40" w:after="40"/>
+            </w:pPr>
+            <w:r/>
+            <w:r>
+              <w:rPr>
+                <w:rFonts w:ascii="Calibri" w:hAnsi="Calibri"/>
+                <w:b w:val="0"/>
+                <w:sz w:val="17"/>
+              </w:rPr>
+              <w:t xml:space="preserve">The measured duplex free energy and bound fraction between the two real trigger sequences are recorded for every design, together with the longest complementary run. </w:t>
             </w:r>
             <w:r>
               <w:rPr>
@@ -13396,7 +13652,7 @@
                 <w:b w:val="0"/>
                 <w:sz w:val="17"/>
               </w:rPr>
-              <w:t xml:space="preserve"> (§5.1.1).</w:t>
+              <w:t xml:space="preserve"> — they rank (§7.4).</w:t>
             </w:r>
           </w:p>
         </w:tc>
@@ -13405,6 +13661,46 @@
         <w:tc>
           <w:tcPr>
             <w:tcW w:type="dxa" w:w="510"/>
+          </w:tcPr>
+          <w:p>
+            <w:pPr>
+              <w:spacing w:before="40" w:after="40"/>
+            </w:pPr>
+            <w:r/>
+            <w:r>
+              <w:rPr>
+                <w:rFonts w:ascii="Calibri" w:hAnsi="Calibri"/>
+                <w:b w:val="0"/>
+                <w:sz w:val="17"/>
+              </w:rPr>
+              <w:t>10</w:t>
+            </w:r>
+          </w:p>
+        </w:tc>
+        <w:tc>
+          <w:tcPr>
+            <w:tcW w:type="dxa" w:w="9128"/>
+          </w:tcPr>
+          <w:p>
+            <w:pPr>
+              <w:spacing w:before="40" w:after="40"/>
+            </w:pPr>
+            <w:r/>
+            <w:r>
+              <w:rPr>
+                <w:rFonts w:ascii="Calibri" w:hAnsi="Calibri"/>
+                <w:b w:val="0"/>
+                <w:sz w:val="17"/>
+              </w:rPr>
+              <w:t>len_x + len_k2 = 18, and len_main_pre + 3 + len_k1 = 18 — an arm span, with the bulge counted (§4.1).</w:t>
+            </w:r>
+          </w:p>
+        </w:tc>
+      </w:tr>
+      <w:tr>
+        <w:tc>
+          <w:tcPr>
+            <w:tcW w:type="dxa" w:w="510"/>
             <w:shd w:val="clear" w:color="auto" w:fill="F1F4F8"/>
           </w:tcPr>
           <w:p>
@@ -13418,7 +13714,7 @@
                 <w:b w:val="0"/>
                 <w:sz w:val="17"/>
               </w:rPr>
-              <w:t>10</w:t>
+              <w:t>11</w:t>
             </w:r>
           </w:p>
         </w:tc>
@@ -13438,7 +13734,7 @@
                 <w:b w:val="0"/>
                 <w:sz w:val="17"/>
               </w:rPr>
-              <w:t>len_x + len_k2 = 18, and len_main_pre + 3 + len_k1 = 18 — an arm span, with the bulge counted (§4.1).</w:t>
+              <w:t>Trigger A's x and trigger B's Secondary_pre are reverse complements over the matched positions.</w:t>
             </w:r>
           </w:p>
         </w:tc>
@@ -13459,7 +13755,7 @@
                 <w:b w:val="0"/>
                 <w:sz w:val="17"/>
               </w:rPr>
-              <w:t>11</w:t>
+              <w:t>12</w:t>
             </w:r>
           </w:p>
         </w:tc>
@@ -13478,7 +13774,7 @@
                 <w:b w:val="0"/>
                 <w:sz w:val="17"/>
               </w:rPr>
-              <w:t>Trigger A's x and trigger B's Secondary_pre are reverse complements over the matched positions.</w:t>
+              <w:t>Any design carried between stages is matched on its full identity (len_x, len_main_pre, len_k1, len_k2, ddG_pref, mismatch pattern), never on a partial key.</w:t>
             </w:r>
           </w:p>
         </w:tc>
@@ -13500,7 +13796,7 @@
                 <w:b w:val="0"/>
                 <w:sz w:val="17"/>
               </w:rPr>
-              <w:t>12</w:t>
+              <w:t>13</w:t>
             </w:r>
           </w:p>
         </w:tc>
@@ -13520,7 +13816,7 @@
                 <w:b w:val="0"/>
                 <w:sz w:val="17"/>
               </w:rPr>
-              <w:t>Any design carried between stages is matched on its full identity (len_x, len_main_pre, len_k1, len_k2, ddG_pref, mismatch pattern), never on a partial key.</w:t>
+              <w:t>The RBS is 3'-flush in the loop, and the SD→AUG spacing equals len_k1 and is reported for every design (§6.6).</w:t>
             </w:r>
           </w:p>
         </w:tc>
@@ -13541,7 +13837,7 @@
                 <w:b w:val="0"/>
                 <w:sz w:val="17"/>
               </w:rPr>
-              <w:t>13</w:t>
+              <w:t>14</w:t>
             </w:r>
           </w:p>
         </w:tc>
@@ -13560,7 +13856,7 @@
                 <w:b w:val="0"/>
                 <w:sz w:val="17"/>
               </w:rPr>
-              <w:t>The RBS is 3'-flush in the loop, and the SD→AUG spacing equals len_k1 and is reported for every design (§6.6).</w:t>
+              <w:t>Any pattern-prevention list passed to a sequence designer is scoped to designed positions only. Applied to the whole strand it would reject the ribosome binding site itself (§6.6).</w:t>
             </w:r>
           </w:p>
         </w:tc>
@@ -13582,7 +13878,7 @@
                 <w:b w:val="0"/>
                 <w:sz w:val="17"/>
               </w:rPr>
-              <w:t>14</w:t>
+              <w:t>15</w:t>
             </w:r>
           </w:p>
         </w:tc>
@@ -13602,7 +13898,7 @@
                 <w:b w:val="0"/>
                 <w:sz w:val="17"/>
               </w:rPr>
-              <w:t>Any pattern-prevention list passed to a sequence designer is scoped to designed positions only. Applied to the whole strand it would reject the ribosome binding site itself (§6.6).</w:t>
+              <w:t>Where the MFE and the centroid disagree on whether the start codon is paired, the design is flagged in the output rather than silently ranked (§7.1).</w:t>
             </w:r>
           </w:p>
         </w:tc>
@@ -13623,55 +13919,13 @@
                 <w:b w:val="0"/>
                 <w:sz w:val="17"/>
               </w:rPr>
-              <w:t>15</w:t>
+              <w:t>16</w:t>
             </w:r>
           </w:p>
         </w:tc>
         <w:tc>
           <w:tcPr>
             <w:tcW w:type="dxa" w:w="9128"/>
-          </w:tcPr>
-          <w:p>
-            <w:pPr>
-              <w:spacing w:before="40" w:after="40"/>
-            </w:pPr>
-            <w:r/>
-            <w:r>
-              <w:rPr>
-                <w:rFonts w:ascii="Calibri" w:hAnsi="Calibri"/>
-                <w:b w:val="0"/>
-                <w:sz w:val="17"/>
-              </w:rPr>
-              <w:t>Where the MFE and the centroid disagree on whether the start codon is paired, the design is flagged in the output rather than silently ranked (§7.1).</w:t>
-            </w:r>
-          </w:p>
-        </w:tc>
-      </w:tr>
-      <w:tr>
-        <w:tc>
-          <w:tcPr>
-            <w:tcW w:type="dxa" w:w="510"/>
-            <w:shd w:val="clear" w:color="auto" w:fill="F1F4F8"/>
-          </w:tcPr>
-          <w:p>
-            <w:pPr>
-              <w:spacing w:before="40" w:after="40"/>
-            </w:pPr>
-            <w:r/>
-            <w:r>
-              <w:rPr>
-                <w:rFonts w:ascii="Calibri" w:hAnsi="Calibri"/>
-                <w:b w:val="0"/>
-                <w:sz w:val="17"/>
-              </w:rPr>
-              <w:t>16</w:t>
-            </w:r>
-          </w:p>
-        </w:tc>
-        <w:tc>
-          <w:tcPr>
-            <w:tcW w:type="dxa" w:w="9128"/>
-            <w:shd w:val="clear" w:color="auto" w:fill="F1F4F8"/>
           </w:tcPr>
           <w:p>
             <w:pPr>
@@ -14259,7 +14513,7 @@
                 <w:b/>
                 <w:sz w:val="17"/>
               </w:rPr>
-              <w:t>|x| = 4 to 14, mismatches unrestricted, nothing filtered</w:t>
+              <w:t>|x| = 4–14; 0 mismatches to |x| = 5, 2 for 6–10, 3 for 11–14; never at an end, never more than 2 in a row</w:t>
             </w:r>
           </w:p>
         </w:tc>
@@ -14278,7 +14532,23 @@
                 <w:b w:val="0"/>
                 <w:sz w:val="17"/>
               </w:rPr>
-              <w:t>Every |x| in range is designed and scored. We tried two candidate constraints and dropped both: a 7-nt run cap does not bound sequestration, and a 1:4 ratio with uncontrolled placement is already 74 % sequestered at |x| = 14. The trigger-trigger duplex is measured and used to rank instead (§5.1.1).</w:t>
+              <w:t xml:space="preserve">Every |x| in range is designed and scored. The rule exists to widen the search, and it does so decisively: for our gene pair there is </w:t>
+            </w:r>
+            <w:r>
+              <w:rPr>
+                <w:rFonts w:ascii="Calibri" w:hAnsi="Calibri"/>
+                <w:b/>
+                <w:sz w:val="17"/>
+              </w:rPr>
+              <w:t>no</w:t>
+            </w:r>
+            <w:r>
+              <w:rPr>
+                <w:rFonts w:ascii="Calibri" w:hAnsi="Calibri"/>
+                <w:b w:val="0"/>
+                <w:sz w:val="17"/>
+              </w:rPr>
+              <w:t xml:space="preserve"> perfectly complementary site at any |x| ≥ 9, and the rule finds 359 at |x| = 9. It is a search-space rule, not a sequestration guarantee — that is measured and ranked separately (§5.1.1).</w:t>
             </w:r>
           </w:p>
         </w:tc>
